--- a/inventario-papeleria/EVIDENCIAS/proyecto final progra.docx
+++ b/inventario-papeleria/EVIDENCIAS/proyecto final progra.docx
@@ -1060,6 +1060,7 @@
           <w:rFonts w:ascii="Times New Roman" w:hAnsi="Times New Roman" w:cs="Times New Roman"/>
           <w:b/>
           <w:bCs/>
+          <w:noProof/>
         </w:rPr>
         <w:drawing>
           <wp:inline distT="0" distB="0" distL="0" distR="0" wp14:anchorId="2590A3E1" wp14:editId="7987FC77">
@@ -1201,6 +1202,7 @@
           <w:rFonts w:ascii="Times New Roman" w:hAnsi="Times New Roman" w:cs="Times New Roman"/>
           <w:b/>
           <w:bCs/>
+          <w:noProof/>
         </w:rPr>
         <w:drawing>
           <wp:inline distT="0" distB="0" distL="0" distR="0" wp14:anchorId="29155A29" wp14:editId="14890351">
@@ -1271,6 +1273,7 @@
           <w:rFonts w:ascii="Times New Roman" w:hAnsi="Times New Roman" w:cs="Times New Roman"/>
           <w:b/>
           <w:bCs/>
+          <w:noProof/>
         </w:rPr>
         <w:drawing>
           <wp:inline distT="0" distB="0" distL="0" distR="0" wp14:anchorId="2048B11D" wp14:editId="0432A64A">
@@ -1308,6 +1311,1111 @@
           </wp:inline>
         </w:drawing>
       </w:r>
+    </w:p>
+    <w:p>
+      <w:pPr>
+        <w:ind w:left="-567" w:firstLine="567"/>
+        <w:rPr>
+          <w:rFonts w:ascii="Times New Roman" w:hAnsi="Times New Roman" w:cs="Times New Roman"/>
+          <w:b/>
+          <w:bCs/>
+        </w:rPr>
+      </w:pPr>
+    </w:p>
+    <w:p>
+      <w:pPr>
+        <w:ind w:left="-567" w:firstLine="567"/>
+        <w:rPr>
+          <w:rFonts w:ascii="Times New Roman" w:hAnsi="Times New Roman" w:cs="Times New Roman"/>
+          <w:b/>
+          <w:bCs/>
+        </w:rPr>
+      </w:pPr>
+    </w:p>
+    <w:p>
+      <w:pPr>
+        <w:ind w:left="-567" w:firstLine="567"/>
+        <w:rPr>
+          <w:rFonts w:ascii="Times New Roman" w:hAnsi="Times New Roman" w:cs="Times New Roman"/>
+          <w:b/>
+          <w:bCs/>
+        </w:rPr>
+      </w:pPr>
+    </w:p>
+    <w:p>
+      <w:pPr>
+        <w:ind w:left="-567" w:firstLine="567"/>
+        <w:rPr>
+          <w:rFonts w:ascii="Times New Roman" w:hAnsi="Times New Roman" w:cs="Times New Roman"/>
+          <w:b/>
+          <w:bCs/>
+        </w:rPr>
+      </w:pPr>
+    </w:p>
+    <w:p>
+      <w:pPr>
+        <w:ind w:left="-567" w:firstLine="567"/>
+        <w:rPr>
+          <w:rFonts w:ascii="Times New Roman" w:hAnsi="Times New Roman" w:cs="Times New Roman"/>
+          <w:b/>
+          <w:bCs/>
+        </w:rPr>
+      </w:pPr>
+    </w:p>
+    <w:p>
+      <w:pPr>
+        <w:ind w:left="-567" w:firstLine="567"/>
+        <w:rPr>
+          <w:rFonts w:ascii="Times New Roman" w:hAnsi="Times New Roman" w:cs="Times New Roman"/>
+          <w:b/>
+          <w:bCs/>
+        </w:rPr>
+      </w:pPr>
+    </w:p>
+    <w:p>
+      <w:pPr>
+        <w:ind w:left="-567" w:firstLine="567"/>
+        <w:rPr>
+          <w:rFonts w:ascii="Times New Roman" w:hAnsi="Times New Roman" w:cs="Times New Roman"/>
+          <w:b/>
+          <w:bCs/>
+        </w:rPr>
+      </w:pPr>
+    </w:p>
+    <w:p>
+      <w:pPr>
+        <w:ind w:left="-567" w:firstLine="567"/>
+        <w:rPr>
+          <w:rFonts w:ascii="Times New Roman" w:hAnsi="Times New Roman" w:cs="Times New Roman"/>
+          <w:b/>
+          <w:bCs/>
+        </w:rPr>
+      </w:pPr>
+    </w:p>
+    <w:p>
+      <w:pPr>
+        <w:ind w:left="-567" w:firstLine="567"/>
+        <w:rPr>
+          <w:rFonts w:ascii="Times New Roman" w:hAnsi="Times New Roman" w:cs="Times New Roman"/>
+          <w:b/>
+          <w:bCs/>
+        </w:rPr>
+      </w:pPr>
+    </w:p>
+    <w:p>
+      <w:pPr>
+        <w:ind w:left="-567" w:firstLine="567"/>
+        <w:rPr>
+          <w:rFonts w:ascii="Times New Roman" w:hAnsi="Times New Roman" w:cs="Times New Roman"/>
+          <w:b/>
+          <w:bCs/>
+        </w:rPr>
+      </w:pPr>
+    </w:p>
+    <w:p>
+      <w:pPr>
+        <w:ind w:left="-567" w:firstLine="567"/>
+        <w:rPr>
+          <w:rFonts w:ascii="Times New Roman" w:hAnsi="Times New Roman" w:cs="Times New Roman"/>
+          <w:b/>
+          <w:bCs/>
+        </w:rPr>
+      </w:pPr>
+    </w:p>
+    <w:p>
+      <w:pPr>
+        <w:ind w:left="-567" w:firstLine="567"/>
+        <w:rPr>
+          <w:rFonts w:ascii="Times New Roman" w:hAnsi="Times New Roman" w:cs="Times New Roman"/>
+          <w:b/>
+          <w:bCs/>
+        </w:rPr>
+      </w:pPr>
+    </w:p>
+    <w:p>
+      <w:pPr>
+        <w:ind w:left="-567" w:firstLine="567"/>
+        <w:rPr>
+          <w:rFonts w:ascii="Times New Roman" w:hAnsi="Times New Roman" w:cs="Times New Roman"/>
+          <w:b/>
+          <w:bCs/>
+        </w:rPr>
+      </w:pPr>
+    </w:p>
+    <w:p>
+      <w:pPr>
+        <w:ind w:left="-567" w:firstLine="567"/>
+        <w:rPr>
+          <w:rFonts w:ascii="Times New Roman" w:hAnsi="Times New Roman" w:cs="Times New Roman"/>
+          <w:b/>
+          <w:bCs/>
+        </w:rPr>
+      </w:pPr>
+      <w:r>
+        <w:rPr>
+          <w:rFonts w:ascii="Times New Roman" w:hAnsi="Times New Roman" w:cs="Times New Roman"/>
+          <w:b/>
+          <w:bCs/>
+        </w:rPr>
+        <w:lastRenderedPageBreak/>
+        <w:t>PRUEBAS REALIZADAS EN POSTMAN</w:t>
+      </w:r>
+    </w:p>
+    <w:p>
+      <w:pPr>
+        <w:ind w:left="-567" w:firstLine="567"/>
+        <w:rPr>
+          <w:rFonts w:ascii="Times New Roman" w:hAnsi="Times New Roman" w:cs="Times New Roman"/>
+          <w:b/>
+          <w:bCs/>
+        </w:rPr>
+      </w:pPr>
+      <w:r>
+        <w:rPr>
+          <w:rFonts w:ascii="Times New Roman" w:hAnsi="Times New Roman" w:cs="Times New Roman"/>
+          <w:b/>
+          <w:bCs/>
+        </w:rPr>
+        <w:drawing>
+          <wp:inline distT="0" distB="0" distL="0" distR="0" wp14:anchorId="56600CAA" wp14:editId="3DA3E3DD">
+            <wp:extent cx="6858000" cy="4915535"/>
+            <wp:effectExtent l="0" t="0" r="0" b="0"/>
+            <wp:docPr id="472934102" name="Imagen 1"/>
+            <wp:cNvGraphicFramePr>
+              <a:graphicFrameLocks xmlns:a="http://schemas.openxmlformats.org/drawingml/2006/main" noChangeAspect="1"/>
+            </wp:cNvGraphicFramePr>
+            <a:graphic xmlns:a="http://schemas.openxmlformats.org/drawingml/2006/main">
+              <a:graphicData uri="http://schemas.openxmlformats.org/drawingml/2006/picture">
+                <pic:pic xmlns:pic="http://schemas.openxmlformats.org/drawingml/2006/picture">
+                  <pic:nvPicPr>
+                    <pic:cNvPr id="472934102" name=""/>
+                    <pic:cNvPicPr/>
+                  </pic:nvPicPr>
+                  <pic:blipFill>
+                    <a:blip r:embed="rId14"/>
+                    <a:stretch>
+                      <a:fillRect/>
+                    </a:stretch>
+                  </pic:blipFill>
+                  <pic:spPr>
+                    <a:xfrm>
+                      <a:off x="0" y="0"/>
+                      <a:ext cx="6858000" cy="4915535"/>
+                    </a:xfrm>
+                    <a:prstGeom prst="rect">
+                      <a:avLst/>
+                    </a:prstGeom>
+                  </pic:spPr>
+                </pic:pic>
+              </a:graphicData>
+            </a:graphic>
+          </wp:inline>
+        </w:drawing>
+      </w:r>
+    </w:p>
+    <w:p>
+      <w:pPr>
+        <w:ind w:left="-567" w:firstLine="567"/>
+        <w:rPr>
+          <w:rFonts w:ascii="Times New Roman" w:hAnsi="Times New Roman" w:cs="Times New Roman"/>
+          <w:b/>
+          <w:bCs/>
+        </w:rPr>
+      </w:pPr>
+      <w:r>
+        <w:rPr>
+          <w:rFonts w:ascii="Times New Roman" w:hAnsi="Times New Roman" w:cs="Times New Roman"/>
+          <w:b/>
+          <w:bCs/>
+        </w:rPr>
+        <w:lastRenderedPageBreak/>
+        <w:drawing>
+          <wp:inline distT="0" distB="0" distL="0" distR="0" wp14:anchorId="4C90E346" wp14:editId="2AF4D5E9">
+            <wp:extent cx="6858000" cy="4908550"/>
+            <wp:effectExtent l="0" t="0" r="0" b="6350"/>
+            <wp:docPr id="1021256064" name="Imagen 1"/>
+            <wp:cNvGraphicFramePr>
+              <a:graphicFrameLocks xmlns:a="http://schemas.openxmlformats.org/drawingml/2006/main" noChangeAspect="1"/>
+            </wp:cNvGraphicFramePr>
+            <a:graphic xmlns:a="http://schemas.openxmlformats.org/drawingml/2006/main">
+              <a:graphicData uri="http://schemas.openxmlformats.org/drawingml/2006/picture">
+                <pic:pic xmlns:pic="http://schemas.openxmlformats.org/drawingml/2006/picture">
+                  <pic:nvPicPr>
+                    <pic:cNvPr id="1021256064" name=""/>
+                    <pic:cNvPicPr/>
+                  </pic:nvPicPr>
+                  <pic:blipFill>
+                    <a:blip r:embed="rId15"/>
+                    <a:stretch>
+                      <a:fillRect/>
+                    </a:stretch>
+                  </pic:blipFill>
+                  <pic:spPr>
+                    <a:xfrm>
+                      <a:off x="0" y="0"/>
+                      <a:ext cx="6858000" cy="4908550"/>
+                    </a:xfrm>
+                    <a:prstGeom prst="rect">
+                      <a:avLst/>
+                    </a:prstGeom>
+                  </pic:spPr>
+                </pic:pic>
+              </a:graphicData>
+            </a:graphic>
+          </wp:inline>
+        </w:drawing>
+      </w:r>
+    </w:p>
+    <w:p>
+      <w:pPr>
+        <w:ind w:left="-567" w:firstLine="567"/>
+        <w:rPr>
+          <w:rFonts w:ascii="Times New Roman" w:hAnsi="Times New Roman" w:cs="Times New Roman"/>
+          <w:b/>
+          <w:bCs/>
+        </w:rPr>
+      </w:pPr>
+      <w:r>
+        <w:rPr>
+          <w:rFonts w:ascii="Times New Roman" w:hAnsi="Times New Roman" w:cs="Times New Roman"/>
+          <w:b/>
+          <w:bCs/>
+        </w:rPr>
+        <w:lastRenderedPageBreak/>
+        <w:drawing>
+          <wp:inline distT="0" distB="0" distL="0" distR="0" wp14:anchorId="764D658E" wp14:editId="21FCF5AA">
+            <wp:extent cx="6858000" cy="5120005"/>
+            <wp:effectExtent l="0" t="0" r="0" b="4445"/>
+            <wp:docPr id="2038042564" name="Imagen 1"/>
+            <wp:cNvGraphicFramePr>
+              <a:graphicFrameLocks xmlns:a="http://schemas.openxmlformats.org/drawingml/2006/main" noChangeAspect="1"/>
+            </wp:cNvGraphicFramePr>
+            <a:graphic xmlns:a="http://schemas.openxmlformats.org/drawingml/2006/main">
+              <a:graphicData uri="http://schemas.openxmlformats.org/drawingml/2006/picture">
+                <pic:pic xmlns:pic="http://schemas.openxmlformats.org/drawingml/2006/picture">
+                  <pic:nvPicPr>
+                    <pic:cNvPr id="2038042564" name=""/>
+                    <pic:cNvPicPr/>
+                  </pic:nvPicPr>
+                  <pic:blipFill>
+                    <a:blip r:embed="rId16"/>
+                    <a:stretch>
+                      <a:fillRect/>
+                    </a:stretch>
+                  </pic:blipFill>
+                  <pic:spPr>
+                    <a:xfrm>
+                      <a:off x="0" y="0"/>
+                      <a:ext cx="6858000" cy="5120005"/>
+                    </a:xfrm>
+                    <a:prstGeom prst="rect">
+                      <a:avLst/>
+                    </a:prstGeom>
+                  </pic:spPr>
+                </pic:pic>
+              </a:graphicData>
+            </a:graphic>
+          </wp:inline>
+        </w:drawing>
+      </w:r>
+    </w:p>
+    <w:p>
+      <w:pPr>
+        <w:ind w:left="-567" w:firstLine="567"/>
+        <w:rPr>
+          <w:rFonts w:ascii="Times New Roman" w:hAnsi="Times New Roman" w:cs="Times New Roman"/>
+          <w:b/>
+          <w:bCs/>
+        </w:rPr>
+      </w:pPr>
+      <w:r>
+        <w:rPr>
+          <w:rFonts w:ascii="Times New Roman" w:hAnsi="Times New Roman" w:cs="Times New Roman"/>
+          <w:b/>
+          <w:bCs/>
+        </w:rPr>
+        <w:lastRenderedPageBreak/>
+        <w:drawing>
+          <wp:inline distT="0" distB="0" distL="0" distR="0" wp14:anchorId="5F858376" wp14:editId="7D410874">
+            <wp:extent cx="6858000" cy="4883785"/>
+            <wp:effectExtent l="0" t="0" r="0" b="0"/>
+            <wp:docPr id="1330565262" name="Imagen 1"/>
+            <wp:cNvGraphicFramePr>
+              <a:graphicFrameLocks xmlns:a="http://schemas.openxmlformats.org/drawingml/2006/main" noChangeAspect="1"/>
+            </wp:cNvGraphicFramePr>
+            <a:graphic xmlns:a="http://schemas.openxmlformats.org/drawingml/2006/main">
+              <a:graphicData uri="http://schemas.openxmlformats.org/drawingml/2006/picture">
+                <pic:pic xmlns:pic="http://schemas.openxmlformats.org/drawingml/2006/picture">
+                  <pic:nvPicPr>
+                    <pic:cNvPr id="1330565262" name=""/>
+                    <pic:cNvPicPr/>
+                  </pic:nvPicPr>
+                  <pic:blipFill>
+                    <a:blip r:embed="rId17"/>
+                    <a:stretch>
+                      <a:fillRect/>
+                    </a:stretch>
+                  </pic:blipFill>
+                  <pic:spPr>
+                    <a:xfrm>
+                      <a:off x="0" y="0"/>
+                      <a:ext cx="6858000" cy="4883785"/>
+                    </a:xfrm>
+                    <a:prstGeom prst="rect">
+                      <a:avLst/>
+                    </a:prstGeom>
+                  </pic:spPr>
+                </pic:pic>
+              </a:graphicData>
+            </a:graphic>
+          </wp:inline>
+        </w:drawing>
+      </w:r>
+    </w:p>
+    <w:p>
+      <w:pPr>
+        <w:ind w:left="-567" w:firstLine="567"/>
+        <w:rPr>
+          <w:rFonts w:ascii="Times New Roman" w:hAnsi="Times New Roman" w:cs="Times New Roman"/>
+          <w:b/>
+          <w:bCs/>
+        </w:rPr>
+      </w:pPr>
+      <w:r>
+        <w:rPr>
+          <w:rFonts w:ascii="Times New Roman" w:hAnsi="Times New Roman" w:cs="Times New Roman"/>
+          <w:b/>
+          <w:bCs/>
+        </w:rPr>
+        <w:lastRenderedPageBreak/>
+        <w:drawing>
+          <wp:inline distT="0" distB="0" distL="0" distR="0" wp14:anchorId="71014CE9" wp14:editId="72BFFD14">
+            <wp:extent cx="6858000" cy="4922520"/>
+            <wp:effectExtent l="0" t="0" r="0" b="0"/>
+            <wp:docPr id="1816657225" name="Imagen 1"/>
+            <wp:cNvGraphicFramePr>
+              <a:graphicFrameLocks xmlns:a="http://schemas.openxmlformats.org/drawingml/2006/main" noChangeAspect="1"/>
+            </wp:cNvGraphicFramePr>
+            <a:graphic xmlns:a="http://schemas.openxmlformats.org/drawingml/2006/main">
+              <a:graphicData uri="http://schemas.openxmlformats.org/drawingml/2006/picture">
+                <pic:pic xmlns:pic="http://schemas.openxmlformats.org/drawingml/2006/picture">
+                  <pic:nvPicPr>
+                    <pic:cNvPr id="1816657225" name=""/>
+                    <pic:cNvPicPr/>
+                  </pic:nvPicPr>
+                  <pic:blipFill>
+                    <a:blip r:embed="rId18"/>
+                    <a:stretch>
+                      <a:fillRect/>
+                    </a:stretch>
+                  </pic:blipFill>
+                  <pic:spPr>
+                    <a:xfrm>
+                      <a:off x="0" y="0"/>
+                      <a:ext cx="6858000" cy="4922520"/>
+                    </a:xfrm>
+                    <a:prstGeom prst="rect">
+                      <a:avLst/>
+                    </a:prstGeom>
+                  </pic:spPr>
+                </pic:pic>
+              </a:graphicData>
+            </a:graphic>
+          </wp:inline>
+        </w:drawing>
+      </w:r>
+    </w:p>
+    <w:p>
+      <w:pPr>
+        <w:ind w:left="-567" w:firstLine="567"/>
+        <w:rPr>
+          <w:rFonts w:ascii="Times New Roman" w:hAnsi="Times New Roman" w:cs="Times New Roman"/>
+          <w:b/>
+          <w:bCs/>
+        </w:rPr>
+      </w:pPr>
+      <w:r>
+        <w:rPr>
+          <w:rFonts w:ascii="Times New Roman" w:hAnsi="Times New Roman" w:cs="Times New Roman"/>
+          <w:b/>
+          <w:bCs/>
+        </w:rPr>
+        <w:lastRenderedPageBreak/>
+        <w:drawing>
+          <wp:inline distT="0" distB="0" distL="0" distR="0" wp14:anchorId="495B34D9" wp14:editId="28C83AA7">
+            <wp:extent cx="6858000" cy="4767580"/>
+            <wp:effectExtent l="0" t="0" r="0" b="0"/>
+            <wp:docPr id="914025272" name="Imagen 1"/>
+            <wp:cNvGraphicFramePr>
+              <a:graphicFrameLocks xmlns:a="http://schemas.openxmlformats.org/drawingml/2006/main" noChangeAspect="1"/>
+            </wp:cNvGraphicFramePr>
+            <a:graphic xmlns:a="http://schemas.openxmlformats.org/drawingml/2006/main">
+              <a:graphicData uri="http://schemas.openxmlformats.org/drawingml/2006/picture">
+                <pic:pic xmlns:pic="http://schemas.openxmlformats.org/drawingml/2006/picture">
+                  <pic:nvPicPr>
+                    <pic:cNvPr id="914025272" name=""/>
+                    <pic:cNvPicPr/>
+                  </pic:nvPicPr>
+                  <pic:blipFill>
+                    <a:blip r:embed="rId19"/>
+                    <a:stretch>
+                      <a:fillRect/>
+                    </a:stretch>
+                  </pic:blipFill>
+                  <pic:spPr>
+                    <a:xfrm>
+                      <a:off x="0" y="0"/>
+                      <a:ext cx="6858000" cy="4767580"/>
+                    </a:xfrm>
+                    <a:prstGeom prst="rect">
+                      <a:avLst/>
+                    </a:prstGeom>
+                  </pic:spPr>
+                </pic:pic>
+              </a:graphicData>
+            </a:graphic>
+          </wp:inline>
+        </w:drawing>
+      </w:r>
+    </w:p>
+    <w:p>
+      <w:pPr>
+        <w:rPr>
+          <w:rFonts w:ascii="Times New Roman" w:hAnsi="Times New Roman" w:cs="Times New Roman"/>
+          <w:b/>
+          <w:bCs/>
+        </w:rPr>
+      </w:pPr>
+    </w:p>
+    <w:p>
+      <w:pPr>
+        <w:ind w:left="-567" w:firstLine="567"/>
+        <w:rPr>
+          <w:rFonts w:ascii="Times New Roman" w:hAnsi="Times New Roman" w:cs="Times New Roman"/>
+          <w:b/>
+          <w:bCs/>
+        </w:rPr>
+      </w:pPr>
+      <w:r>
+        <w:rPr>
+          <w:rFonts w:ascii="Times New Roman" w:hAnsi="Times New Roman" w:cs="Times New Roman"/>
+          <w:b/>
+          <w:bCs/>
+        </w:rPr>
+        <w:t>HISTORIAL DE ENTRADAS Y SALIDAS DEL PRODUCTO ID 1.</w:t>
+      </w:r>
+    </w:p>
+    <w:p>
+      <w:pPr>
+        <w:ind w:left="-567" w:firstLine="567"/>
+        <w:rPr>
+          <w:rFonts w:ascii="Times New Roman" w:hAnsi="Times New Roman" w:cs="Times New Roman"/>
+          <w:b/>
+          <w:bCs/>
+        </w:rPr>
+      </w:pPr>
+      <w:r>
+        <w:rPr>
+          <w:rFonts w:ascii="Times New Roman" w:hAnsi="Times New Roman" w:cs="Times New Roman"/>
+          <w:b/>
+          <w:bCs/>
+        </w:rPr>
+        <w:drawing>
+          <wp:inline distT="0" distB="0" distL="0" distR="0" wp14:anchorId="0AC89F4C" wp14:editId="641DE488">
+            <wp:extent cx="6858000" cy="2417445"/>
+            <wp:effectExtent l="0" t="0" r="0" b="1905"/>
+            <wp:docPr id="1550005387" name="Imagen 1"/>
+            <wp:cNvGraphicFramePr>
+              <a:graphicFrameLocks xmlns:a="http://schemas.openxmlformats.org/drawingml/2006/main" noChangeAspect="1"/>
+            </wp:cNvGraphicFramePr>
+            <a:graphic xmlns:a="http://schemas.openxmlformats.org/drawingml/2006/main">
+              <a:graphicData uri="http://schemas.openxmlformats.org/drawingml/2006/picture">
+                <pic:pic xmlns:pic="http://schemas.openxmlformats.org/drawingml/2006/picture">
+                  <pic:nvPicPr>
+                    <pic:cNvPr id="1550005387" name=""/>
+                    <pic:cNvPicPr/>
+                  </pic:nvPicPr>
+                  <pic:blipFill>
+                    <a:blip r:embed="rId20"/>
+                    <a:stretch>
+                      <a:fillRect/>
+                    </a:stretch>
+                  </pic:blipFill>
+                  <pic:spPr>
+                    <a:xfrm>
+                      <a:off x="0" y="0"/>
+                      <a:ext cx="6858000" cy="2417445"/>
+                    </a:xfrm>
+                    <a:prstGeom prst="rect">
+                      <a:avLst/>
+                    </a:prstGeom>
+                  </pic:spPr>
+                </pic:pic>
+              </a:graphicData>
+            </a:graphic>
+          </wp:inline>
+        </w:drawing>
+      </w:r>
+    </w:p>
+    <w:p>
+      <w:pPr>
+        <w:ind w:left="-567" w:firstLine="567"/>
+        <w:rPr>
+          <w:rFonts w:ascii="Times New Roman" w:hAnsi="Times New Roman" w:cs="Times New Roman"/>
+          <w:b/>
+          <w:bCs/>
+        </w:rPr>
+      </w:pPr>
+    </w:p>
+    <w:p>
+      <w:pPr>
+        <w:ind w:left="-567" w:firstLine="567"/>
+        <w:rPr>
+          <w:rFonts w:ascii="Times New Roman" w:hAnsi="Times New Roman" w:cs="Times New Roman"/>
+          <w:b/>
+          <w:bCs/>
+        </w:rPr>
+      </w:pPr>
+    </w:p>
+    <w:p>
+      <w:pPr>
+        <w:ind w:left="-567" w:firstLine="567"/>
+        <w:rPr>
+          <w:rFonts w:ascii="Times New Roman" w:hAnsi="Times New Roman" w:cs="Times New Roman"/>
+          <w:b/>
+          <w:bCs/>
+        </w:rPr>
+      </w:pPr>
+    </w:p>
+    <w:p>
+      <w:pPr>
+        <w:ind w:left="-567" w:firstLine="567"/>
+        <w:rPr>
+          <w:rFonts w:ascii="Times New Roman" w:hAnsi="Times New Roman" w:cs="Times New Roman"/>
+          <w:b/>
+          <w:bCs/>
+        </w:rPr>
+      </w:pPr>
+    </w:p>
+    <w:p>
+      <w:pPr>
+        <w:ind w:left="-567" w:firstLine="567"/>
+        <w:rPr>
+          <w:rFonts w:ascii="Times New Roman" w:hAnsi="Times New Roman" w:cs="Times New Roman"/>
+          <w:b/>
+          <w:bCs/>
+        </w:rPr>
+      </w:pPr>
+      <w:r>
+        <w:rPr>
+          <w:rFonts w:ascii="Times New Roman" w:hAnsi="Times New Roman" w:cs="Times New Roman"/>
+          <w:b/>
+          <w:bCs/>
+        </w:rPr>
+        <w:lastRenderedPageBreak/>
+        <w:t>PRUEBAS DE VALIDACIONES</w:t>
+      </w:r>
+    </w:p>
+    <w:p>
+      <w:pPr>
+        <w:ind w:left="-567" w:firstLine="567"/>
+        <w:rPr>
+          <w:rFonts w:ascii="Times New Roman" w:hAnsi="Times New Roman" w:cs="Times New Roman"/>
+          <w:b/>
+          <w:bCs/>
+        </w:rPr>
+      </w:pPr>
+      <w:r>
+        <w:rPr>
+          <w:rFonts w:ascii="Times New Roman" w:hAnsi="Times New Roman" w:cs="Times New Roman"/>
+          <w:b/>
+          <w:bCs/>
+        </w:rPr>
+        <w:drawing>
+          <wp:inline distT="0" distB="0" distL="0" distR="0" wp14:anchorId="59B3A3FA" wp14:editId="4F42F7DB">
+            <wp:extent cx="6858000" cy="2941955"/>
+            <wp:effectExtent l="0" t="0" r="0" b="0"/>
+            <wp:docPr id="1981728402" name="Imagen 1"/>
+            <wp:cNvGraphicFramePr>
+              <a:graphicFrameLocks xmlns:a="http://schemas.openxmlformats.org/drawingml/2006/main" noChangeAspect="1"/>
+            </wp:cNvGraphicFramePr>
+            <a:graphic xmlns:a="http://schemas.openxmlformats.org/drawingml/2006/main">
+              <a:graphicData uri="http://schemas.openxmlformats.org/drawingml/2006/picture">
+                <pic:pic xmlns:pic="http://schemas.openxmlformats.org/drawingml/2006/picture">
+                  <pic:nvPicPr>
+                    <pic:cNvPr id="1981728402" name=""/>
+                    <pic:cNvPicPr/>
+                  </pic:nvPicPr>
+                  <pic:blipFill>
+                    <a:blip r:embed="rId21"/>
+                    <a:stretch>
+                      <a:fillRect/>
+                    </a:stretch>
+                  </pic:blipFill>
+                  <pic:spPr>
+                    <a:xfrm>
+                      <a:off x="0" y="0"/>
+                      <a:ext cx="6858000" cy="2941955"/>
+                    </a:xfrm>
+                    <a:prstGeom prst="rect">
+                      <a:avLst/>
+                    </a:prstGeom>
+                  </pic:spPr>
+                </pic:pic>
+              </a:graphicData>
+            </a:graphic>
+          </wp:inline>
+        </w:drawing>
+      </w:r>
+    </w:p>
+    <w:p>
+      <w:pPr>
+        <w:ind w:left="-567" w:firstLine="567"/>
+        <w:rPr>
+          <w:rFonts w:ascii="Times New Roman" w:hAnsi="Times New Roman" w:cs="Times New Roman"/>
+          <w:b/>
+          <w:bCs/>
+        </w:rPr>
+      </w:pPr>
+      <w:r>
+        <w:rPr>
+          <w:rFonts w:ascii="Times New Roman" w:hAnsi="Times New Roman" w:cs="Times New Roman"/>
+          <w:b/>
+          <w:bCs/>
+        </w:rPr>
+        <w:t>PRUEBAS DE EXCEPCIONES</w:t>
+      </w:r>
+    </w:p>
+    <w:p>
+      <w:pPr>
+        <w:ind w:left="-567" w:firstLine="567"/>
+        <w:rPr>
+          <w:rFonts w:ascii="Times New Roman" w:hAnsi="Times New Roman" w:cs="Times New Roman"/>
+          <w:b/>
+          <w:bCs/>
+        </w:rPr>
+      </w:pPr>
+      <w:r>
+        <w:rPr>
+          <w:rFonts w:ascii="Times New Roman" w:hAnsi="Times New Roman" w:cs="Times New Roman"/>
+          <w:b/>
+          <w:bCs/>
+        </w:rPr>
+        <w:drawing>
+          <wp:inline distT="0" distB="0" distL="0" distR="0" wp14:anchorId="408BC986" wp14:editId="2F27C22E">
+            <wp:extent cx="6858000" cy="2747645"/>
+            <wp:effectExtent l="0" t="0" r="0" b="0"/>
+            <wp:docPr id="197948919" name="Imagen 1"/>
+            <wp:cNvGraphicFramePr>
+              <a:graphicFrameLocks xmlns:a="http://schemas.openxmlformats.org/drawingml/2006/main" noChangeAspect="1"/>
+            </wp:cNvGraphicFramePr>
+            <a:graphic xmlns:a="http://schemas.openxmlformats.org/drawingml/2006/main">
+              <a:graphicData uri="http://schemas.openxmlformats.org/drawingml/2006/picture">
+                <pic:pic xmlns:pic="http://schemas.openxmlformats.org/drawingml/2006/picture">
+                  <pic:nvPicPr>
+                    <pic:cNvPr id="197948919" name=""/>
+                    <pic:cNvPicPr/>
+                  </pic:nvPicPr>
+                  <pic:blipFill>
+                    <a:blip r:embed="rId22"/>
+                    <a:stretch>
+                      <a:fillRect/>
+                    </a:stretch>
+                  </pic:blipFill>
+                  <pic:spPr>
+                    <a:xfrm>
+                      <a:off x="0" y="0"/>
+                      <a:ext cx="6858000" cy="2747645"/>
+                    </a:xfrm>
+                    <a:prstGeom prst="rect">
+                      <a:avLst/>
+                    </a:prstGeom>
+                  </pic:spPr>
+                </pic:pic>
+              </a:graphicData>
+            </a:graphic>
+          </wp:inline>
+        </w:drawing>
+      </w:r>
+    </w:p>
+    <w:p>
+      <w:pPr>
+        <w:ind w:left="-567" w:firstLine="567"/>
+        <w:rPr>
+          <w:rFonts w:ascii="Times New Roman" w:hAnsi="Times New Roman" w:cs="Times New Roman"/>
+          <w:b/>
+          <w:bCs/>
+        </w:rPr>
+      </w:pPr>
+    </w:p>
+    <w:p>
+      <w:pPr>
+        <w:ind w:left="-567" w:firstLine="567"/>
+        <w:rPr>
+          <w:rFonts w:ascii="Times New Roman" w:hAnsi="Times New Roman" w:cs="Times New Roman"/>
+          <w:b/>
+          <w:bCs/>
+        </w:rPr>
+      </w:pPr>
+    </w:p>
+    <w:p>
+      <w:pPr>
+        <w:ind w:left="-567" w:firstLine="567"/>
+        <w:rPr>
+          <w:rFonts w:ascii="Times New Roman" w:hAnsi="Times New Roman" w:cs="Times New Roman"/>
+          <w:b/>
+          <w:bCs/>
+        </w:rPr>
+      </w:pPr>
+    </w:p>
+    <w:p>
+      <w:pPr>
+        <w:ind w:left="-567" w:firstLine="567"/>
+        <w:rPr>
+          <w:rFonts w:ascii="Times New Roman" w:hAnsi="Times New Roman" w:cs="Times New Roman"/>
+          <w:b/>
+          <w:bCs/>
+        </w:rPr>
+      </w:pPr>
+    </w:p>
+    <w:p>
+      <w:pPr>
+        <w:ind w:left="-567" w:firstLine="567"/>
+        <w:rPr>
+          <w:rFonts w:ascii="Times New Roman" w:hAnsi="Times New Roman" w:cs="Times New Roman"/>
+          <w:b/>
+          <w:bCs/>
+        </w:rPr>
+      </w:pPr>
+    </w:p>
+    <w:p>
+      <w:pPr>
+        <w:ind w:left="-567" w:firstLine="567"/>
+        <w:rPr>
+          <w:rFonts w:ascii="Times New Roman" w:hAnsi="Times New Roman" w:cs="Times New Roman"/>
+          <w:b/>
+          <w:bCs/>
+        </w:rPr>
+      </w:pPr>
+    </w:p>
+    <w:p>
+      <w:pPr>
+        <w:ind w:left="-567" w:firstLine="567"/>
+        <w:rPr>
+          <w:rFonts w:ascii="Times New Roman" w:hAnsi="Times New Roman" w:cs="Times New Roman"/>
+          <w:b/>
+          <w:bCs/>
+        </w:rPr>
+      </w:pPr>
+    </w:p>
+    <w:p>
+      <w:pPr>
+        <w:ind w:left="-567" w:firstLine="567"/>
+        <w:rPr>
+          <w:rFonts w:ascii="Times New Roman" w:hAnsi="Times New Roman" w:cs="Times New Roman"/>
+          <w:b/>
+          <w:bCs/>
+        </w:rPr>
+      </w:pPr>
+    </w:p>
+    <w:p>
+      <w:pPr>
+        <w:ind w:left="-567" w:firstLine="567"/>
+        <w:rPr>
+          <w:rFonts w:ascii="Times New Roman" w:hAnsi="Times New Roman" w:cs="Times New Roman"/>
+          <w:b/>
+          <w:bCs/>
+        </w:rPr>
+      </w:pPr>
+      <w:r>
+        <w:rPr>
+          <w:rFonts w:ascii="Times New Roman" w:hAnsi="Times New Roman" w:cs="Times New Roman"/>
+          <w:b/>
+          <w:bCs/>
+        </w:rPr>
+        <w:lastRenderedPageBreak/>
+        <w:t>PRUEBAS DE LAS REGLAS DE NEGOCIO</w:t>
+      </w:r>
+    </w:p>
+    <w:p>
+      <w:pPr>
+        <w:ind w:left="-567" w:firstLine="567"/>
+        <w:rPr>
+          <w:rFonts w:ascii="Times New Roman" w:hAnsi="Times New Roman" w:cs="Times New Roman"/>
+        </w:rPr>
+      </w:pPr>
+      <w:r>
+        <w:rPr>
+          <w:rFonts w:ascii="Times New Roman" w:hAnsi="Times New Roman" w:cs="Times New Roman"/>
+        </w:rPr>
+        <w:t>Stock Bajo Dinámico</w:t>
+      </w:r>
+    </w:p>
+    <w:p>
+      <w:pPr>
+        <w:ind w:left="-567" w:firstLine="567"/>
+        <w:rPr>
+          <w:rFonts w:ascii="Times New Roman" w:hAnsi="Times New Roman" w:cs="Times New Roman"/>
+          <w:b/>
+          <w:bCs/>
+        </w:rPr>
+      </w:pPr>
+      <w:r>
+        <w:rPr>
+          <w:rFonts w:ascii="Times New Roman" w:hAnsi="Times New Roman" w:cs="Times New Roman"/>
+          <w:b/>
+          <w:bCs/>
+        </w:rPr>
+        <w:drawing>
+          <wp:inline distT="0" distB="0" distL="0" distR="0" wp14:anchorId="5D672550" wp14:editId="4712AA40">
+            <wp:extent cx="6858000" cy="4692650"/>
+            <wp:effectExtent l="0" t="0" r="0" b="0"/>
+            <wp:docPr id="1883901587" name="Imagen 1"/>
+            <wp:cNvGraphicFramePr>
+              <a:graphicFrameLocks xmlns:a="http://schemas.openxmlformats.org/drawingml/2006/main" noChangeAspect="1"/>
+            </wp:cNvGraphicFramePr>
+            <a:graphic xmlns:a="http://schemas.openxmlformats.org/drawingml/2006/main">
+              <a:graphicData uri="http://schemas.openxmlformats.org/drawingml/2006/picture">
+                <pic:pic xmlns:pic="http://schemas.openxmlformats.org/drawingml/2006/picture">
+                  <pic:nvPicPr>
+                    <pic:cNvPr id="1883901587" name=""/>
+                    <pic:cNvPicPr/>
+                  </pic:nvPicPr>
+                  <pic:blipFill>
+                    <a:blip r:embed="rId23"/>
+                    <a:stretch>
+                      <a:fillRect/>
+                    </a:stretch>
+                  </pic:blipFill>
+                  <pic:spPr>
+                    <a:xfrm>
+                      <a:off x="0" y="0"/>
+                      <a:ext cx="6858000" cy="4692650"/>
+                    </a:xfrm>
+                    <a:prstGeom prst="rect">
+                      <a:avLst/>
+                    </a:prstGeom>
+                  </pic:spPr>
+                </pic:pic>
+              </a:graphicData>
+            </a:graphic>
+          </wp:inline>
+        </w:drawing>
+      </w:r>
+    </w:p>
+    <w:p>
+      <w:pPr>
+        <w:ind w:left="-567" w:firstLine="567"/>
+        <w:rPr>
+          <w:rFonts w:ascii="Times New Roman" w:hAnsi="Times New Roman" w:cs="Times New Roman"/>
+          <w:b/>
+          <w:bCs/>
+        </w:rPr>
+      </w:pPr>
+      <w:r>
+        <w:rPr>
+          <w:rFonts w:ascii="Times New Roman" w:hAnsi="Times New Roman" w:cs="Times New Roman"/>
+          <w:b/>
+          <w:bCs/>
+        </w:rPr>
+        <w:lastRenderedPageBreak/>
+        <w:drawing>
+          <wp:inline distT="0" distB="0" distL="0" distR="0" wp14:anchorId="5A321955" wp14:editId="2489441B">
+            <wp:extent cx="6858000" cy="4756785"/>
+            <wp:effectExtent l="0" t="0" r="0" b="5715"/>
+            <wp:docPr id="1698752163" name="Imagen 1"/>
+            <wp:cNvGraphicFramePr>
+              <a:graphicFrameLocks xmlns:a="http://schemas.openxmlformats.org/drawingml/2006/main" noChangeAspect="1"/>
+            </wp:cNvGraphicFramePr>
+            <a:graphic xmlns:a="http://schemas.openxmlformats.org/drawingml/2006/main">
+              <a:graphicData uri="http://schemas.openxmlformats.org/drawingml/2006/picture">
+                <pic:pic xmlns:pic="http://schemas.openxmlformats.org/drawingml/2006/picture">
+                  <pic:nvPicPr>
+                    <pic:cNvPr id="1698752163" name=""/>
+                    <pic:cNvPicPr/>
+                  </pic:nvPicPr>
+                  <pic:blipFill>
+                    <a:blip r:embed="rId24"/>
+                    <a:stretch>
+                      <a:fillRect/>
+                    </a:stretch>
+                  </pic:blipFill>
+                  <pic:spPr>
+                    <a:xfrm>
+                      <a:off x="0" y="0"/>
+                      <a:ext cx="6858000" cy="4756785"/>
+                    </a:xfrm>
+                    <a:prstGeom prst="rect">
+                      <a:avLst/>
+                    </a:prstGeom>
+                  </pic:spPr>
+                </pic:pic>
+              </a:graphicData>
+            </a:graphic>
+          </wp:inline>
+        </w:drawing>
+      </w:r>
+    </w:p>
+    <w:p>
+      <w:pPr>
+        <w:ind w:left="-567" w:firstLine="567"/>
+        <w:rPr>
+          <w:rFonts w:ascii="Times New Roman" w:hAnsi="Times New Roman" w:cs="Times New Roman"/>
+        </w:rPr>
+      </w:pPr>
+      <w:r>
+        <w:rPr>
+          <w:rFonts w:ascii="Times New Roman" w:hAnsi="Times New Roman" w:cs="Times New Roman"/>
+        </w:rPr>
+        <w:t>Validación de Stock Insuficiente</w:t>
+      </w:r>
+    </w:p>
+    <w:p>
+      <w:pPr>
+        <w:ind w:left="-567" w:firstLine="567"/>
+        <w:rPr>
+          <w:rFonts w:ascii="Times New Roman" w:hAnsi="Times New Roman" w:cs="Times New Roman"/>
+        </w:rPr>
+      </w:pPr>
+      <w:r>
+        <w:rPr>
+          <w:rFonts w:ascii="Times New Roman" w:hAnsi="Times New Roman" w:cs="Times New Roman"/>
+        </w:rPr>
+        <w:drawing>
+          <wp:inline distT="0" distB="0" distL="0" distR="0" wp14:anchorId="7BD5AD60" wp14:editId="4258E42B">
+            <wp:extent cx="6858000" cy="3126740"/>
+            <wp:effectExtent l="0" t="0" r="0" b="0"/>
+            <wp:docPr id="1237111923" name="Imagen 1"/>
+            <wp:cNvGraphicFramePr>
+              <a:graphicFrameLocks xmlns:a="http://schemas.openxmlformats.org/drawingml/2006/main" noChangeAspect="1"/>
+            </wp:cNvGraphicFramePr>
+            <a:graphic xmlns:a="http://schemas.openxmlformats.org/drawingml/2006/main">
+              <a:graphicData uri="http://schemas.openxmlformats.org/drawingml/2006/picture">
+                <pic:pic xmlns:pic="http://schemas.openxmlformats.org/drawingml/2006/picture">
+                  <pic:nvPicPr>
+                    <pic:cNvPr id="1237111923" name=""/>
+                    <pic:cNvPicPr/>
+                  </pic:nvPicPr>
+                  <pic:blipFill>
+                    <a:blip r:embed="rId25"/>
+                    <a:stretch>
+                      <a:fillRect/>
+                    </a:stretch>
+                  </pic:blipFill>
+                  <pic:spPr>
+                    <a:xfrm>
+                      <a:off x="0" y="0"/>
+                      <a:ext cx="6858000" cy="3126740"/>
+                    </a:xfrm>
+                    <a:prstGeom prst="rect">
+                      <a:avLst/>
+                    </a:prstGeom>
+                  </pic:spPr>
+                </pic:pic>
+              </a:graphicData>
+            </a:graphic>
+          </wp:inline>
+        </w:drawing>
+      </w:r>
+    </w:p>
+    <w:p>
+      <w:pPr>
+        <w:ind w:left="-567" w:firstLine="567"/>
+        <w:rPr>
+          <w:rFonts w:ascii="Times New Roman" w:hAnsi="Times New Roman" w:cs="Times New Roman"/>
+        </w:rPr>
+      </w:pPr>
+    </w:p>
+    <w:p>
+      <w:pPr>
+        <w:ind w:left="-567" w:firstLine="567"/>
+        <w:rPr>
+          <w:rFonts w:ascii="Times New Roman" w:hAnsi="Times New Roman" w:cs="Times New Roman"/>
+        </w:rPr>
+      </w:pPr>
+    </w:p>
+    <w:p>
+      <w:pPr>
+        <w:ind w:left="-567" w:firstLine="567"/>
+        <w:rPr>
+          <w:rFonts w:ascii="Times New Roman" w:hAnsi="Times New Roman" w:cs="Times New Roman"/>
+          <w:b/>
+          <w:bCs/>
+        </w:rPr>
+      </w:pPr>
+      <w:r>
+        <w:rPr>
+          <w:rFonts w:ascii="Times New Roman" w:hAnsi="Times New Roman" w:cs="Times New Roman"/>
+          <w:b/>
+          <w:bCs/>
+        </w:rPr>
+        <w:lastRenderedPageBreak/>
+        <w:t>CONSULTAS DE LOS DATOS ALMACENADOS EN POSTGRESQL</w:t>
+      </w:r>
+    </w:p>
+    <w:p>
+      <w:pPr>
+        <w:rPr>
+          <w:rFonts w:ascii="Times New Roman" w:hAnsi="Times New Roman" w:cs="Times New Roman"/>
+        </w:rPr>
+      </w:pPr>
+      <w:r>
+        <w:rPr>
+          <w:rFonts w:ascii="Times New Roman" w:hAnsi="Times New Roman" w:cs="Times New Roman"/>
+        </w:rPr>
+        <w:drawing>
+          <wp:inline distT="0" distB="0" distL="0" distR="0" wp14:anchorId="713C5594" wp14:editId="3FD9B311">
+            <wp:extent cx="6858000" cy="4183380"/>
+            <wp:effectExtent l="0" t="0" r="0" b="7620"/>
+            <wp:docPr id="1904435027" name="Imagen 1"/>
+            <wp:cNvGraphicFramePr>
+              <a:graphicFrameLocks xmlns:a="http://schemas.openxmlformats.org/drawingml/2006/main" noChangeAspect="1"/>
+            </wp:cNvGraphicFramePr>
+            <a:graphic xmlns:a="http://schemas.openxmlformats.org/drawingml/2006/main">
+              <a:graphicData uri="http://schemas.openxmlformats.org/drawingml/2006/picture">
+                <pic:pic xmlns:pic="http://schemas.openxmlformats.org/drawingml/2006/picture">
+                  <pic:nvPicPr>
+                    <pic:cNvPr id="1904435027" name=""/>
+                    <pic:cNvPicPr/>
+                  </pic:nvPicPr>
+                  <pic:blipFill>
+                    <a:blip r:embed="rId26"/>
+                    <a:stretch>
+                      <a:fillRect/>
+                    </a:stretch>
+                  </pic:blipFill>
+                  <pic:spPr>
+                    <a:xfrm>
+                      <a:off x="0" y="0"/>
+                      <a:ext cx="6858000" cy="4183380"/>
+                    </a:xfrm>
+                    <a:prstGeom prst="rect">
+                      <a:avLst/>
+                    </a:prstGeom>
+                  </pic:spPr>
+                </pic:pic>
+              </a:graphicData>
+            </a:graphic>
+          </wp:inline>
+        </w:drawing>
+      </w:r>
+    </w:p>
+    <w:p>
+      <w:pPr>
+        <w:rPr>
+          <w:rFonts w:ascii="Times New Roman" w:hAnsi="Times New Roman" w:cs="Times New Roman"/>
+        </w:rPr>
+      </w:pPr>
+    </w:p>
+    <w:p>
+      <w:pPr>
+        <w:ind w:left="-567" w:firstLine="567"/>
+        <w:rPr>
+          <w:rFonts w:ascii="Times New Roman" w:hAnsi="Times New Roman" w:cs="Times New Roman"/>
+          <w:b/>
+          <w:bCs/>
+        </w:rPr>
+      </w:pPr>
     </w:p>
     <w:sectPr>
       <w:pgSz w:w="12240" w:h="15840"/>
